--- a/minta_onlab.docx
+++ b/minta_onlab.docx
@@ -1162,13 +1162,7 @@
                 <w:rPr>
                   <w:rFonts w:ascii="Cambria Math" w:hAnsi="Cambria Math"/>
                 </w:rPr>
-                <m:t>∂</m:t>
-              </m:r>
-              <m:r>
-                <w:rPr>
-                  <w:rFonts w:ascii="Cambria Math" w:hAnsi="Cambria Math"/>
-                </w:rPr>
-                <m:t>C(θ)</m:t>
+                <m:t>∂C(θ)</m:t>
               </m:r>
             </m:num>
             <m:den>
@@ -1500,16 +1494,14 @@
         <w:pStyle w:val="Szvegtrzs"/>
       </w:pPr>
       <w:r>
-        <w:t xml:space="preserve">Ebben a részben lehet megadni a korábbi félévekben elvégzett munkát is. Így világosan elkülöníthető az aktuális félévtől. </w:t>
-      </w:r>
-      <w:r>
-        <w:t>Nem kell hosszasan írni, de ne legyen felsorolás sem. Egy bekezdésben kellene itt leírni, hogy foglalkoztál-e már ezzel a témával, a tanszéken dolgozott-e már valaki rajta. Írd le azt is, hogy mit kaptál kézhez hozzá segítségként.</w:t>
-      </w:r>
-    </w:p>
-    <w:p>
-      <w:pPr>
-        <w:pStyle w:val="Szvegtrzs"/>
-      </w:pPr>
+        <w:t>A munkában nem volt kiindulási pont. A projekt a tárgy keretében született meg</w:t>
+      </w:r>
+      <w:r>
+        <w:t xml:space="preserve"> és</w:t>
+      </w:r>
+      <w:r>
+        <w:t xml:space="preserve"> nem használtam külső adathalmazt.</w:t>
+      </w:r>
     </w:p>
     <w:p>
       <w:pPr>
@@ -1531,1058 +1523,1104 @@
         <w:pStyle w:val="Cmsor2"/>
       </w:pPr>
       <w:r>
-        <w:t>1.1 &lt;A munkám ismertetése logikus fejezetekre tagoltan&gt;</w:t>
-      </w:r>
-    </w:p>
-    <w:p>
-      <w:r>
-        <w:t xml:space="preserve">&lt;Én magam (nem a társam!!) a félév során következőket olvastam el / programoztam / készítettem el / teszteltem / dokumentáltam / néztem át / tanultam meg, stb. Tételes </w:t>
-      </w:r>
-      <w:r>
-        <w:t xml:space="preserve">leírása és nem </w:t>
-      </w:r>
-      <w:r>
-        <w:t>felsorolása mindannak, ami a félév során történt, alátámasztandó azon állításom a konzulens/tárgyfelelős felé, hogy összességében mindent beleértve tényleg dolgoztam a TVSZ szerint kreditenként 30 órát, azaz a heti 2 kontakt órás tárgy esetében min. 2,5*30 = 75 munkaórát, illetve a heti 6 kontakt órás tárgy esetében min. 8*30 = 240 munkaórát...&gt;</w:t>
-      </w:r>
-    </w:p>
-    <w:p>
-      <w:r>
-        <w:t>Ebben a részben a hallgató az általa elvégzett munkát mutatja be. Hangsúlyosan a saját munka bemutatása a cél, hiszen a hallgató ezzel igazolja a témavezető és a tárgyfelelős irányába, hogy – folyamatosan fejlődve és egyre több és jobb munkát végezve – a szakdolgozatát/diplomadolgozatát képes lesz megírni. A beszámoló nem munkanapló, nem arra vagyunk kíváncsiak, hogy mit mikor csinált a hallgató és mennyi időt töltött vele, hanem egy eredmény-centrikus beszámolót szeretnénk olvasni.</w:t>
-      </w:r>
-      <w:r>
-        <w:t xml:space="preserve"> De itt is fontos tudni, hogy megosztott feladat esetén ki-mit csinált, mekkora részt vállalt.</w:t>
-      </w:r>
-    </w:p>
-    <w:p>
-      <w:r>
-        <w:t>Az egész beszámoló elkészítésénél törekedni kell a magyar nyelv szabályainak követésére és a műszaki dokumentáció/tudományos közlemény írásával kapcsolatosan kialakult közmegegyezés szerinti formai követelmények betartására.</w:t>
-      </w:r>
-      <w:r>
-        <w:t xml:space="preserve"> Tehát nem kell többes számként hivatkozni </w:t>
-      </w:r>
-      <w:r>
+        <w:t xml:space="preserve">1.1 </w:t>
+      </w:r>
+      <w:r>
+        <w:t>Az adathalmaz megalkotása</w:t>
+      </w:r>
+    </w:p>
+    <w:p>
+      <w:pPr>
+        <w:pStyle w:val="Szvegtrzs"/>
+      </w:pPr>
+      <w:r>
+        <w:t>A mélytanulási feladatok elengedhetetlen része a tanításra használt adathalmaz. Az elméleti összefoglalóban is már említett Stabil házasság problémának megfelelő kényszerekkel kell létrehozni a gráfjainkat. Az adatok létrehozásának első lépése a gráfok csúcsainak és éleinek megalkotása. A gráf adatstruktúrájáért NetworkX Python könyvtár felel. Ebben a könyvtárban felvehetünk gráfoknak csúcsokat, éleket és egyéb jellemzőket, mint például a csúcsok színosztályát. Páros gráfokat alkotunk, minden csúcsból vezet él a másik csoport minden csúcsába. Ezt az alapvető struktúrát egy pár soros függvény hozza létre a data_generator.py fájlban.</w:t>
+      </w:r>
+      <w:r>
+        <w:t xml:space="preserve"> Az alapvető struktúra megalkotása után </w:t>
+      </w:r>
+      <w:r>
+        <w:t>minden csúcshoz preferenciákat kell készítenünk. Ezek a preferenciák fogják meghatározni a stabil párosítást, a csúcsok jellemzőit és az élek jellemzőit is. A jellemzők minden csúcshoz a következőek:</w:t>
+      </w:r>
+      <w:r>
+        <w:t xml:space="preserve"> a másik csoportból hányszor szerepel elsőként a preferencialistákban, mi az átlag rangja, hányszor szerepel utolsóként, mi a mediánja a rangjainak.</w:t>
+      </w:r>
+      <w:r>
+        <w:t xml:space="preserve"> Az élek jellemzőit úgy számítom, hogy a két végpontjának rangjait egymásról összeadom.</w:t>
+      </w:r>
+    </w:p>
+    <w:p>
+      <w:pPr>
+        <w:pStyle w:val="Szvegtrzs"/>
+      </w:pPr>
+      <w:r>
+        <w:t>A jellemzők elkészítése után egy külön függvény felel azért, hogy a jellemzők formátumát a modell bemenetéhez igazítsa. Az igazítás után már készen állunk arra, hogy a modell dolgozhasson az adaton.</w:t>
+      </w:r>
+    </w:p>
+    <w:p>
+      <w:pPr>
+        <w:pStyle w:val="Szvegtrzs"/>
+      </w:pPr>
+      <w:r>
+        <w:t>A preferenciák véletlenszerű generálása nem vezet a legjobb eredményre. Abban az esetben amikor véletlenszerűek a preferenciák, nagyon hasonló jellemzőket fognak felvenni az egyes csúcsok. Ilyenkor erős verseny alakul ki, vagyis csak nagyon minimális az eltérés egy blokkoló és nem blokkoló él között. Annak érdekében, hogy a modell tanulás alatt képes legyen felismerni az élek típusait, különböző előre megadott preferencia mintákat kell alkalmaznunk</w:t>
+      </w:r>
+      <w:r>
+        <w:t xml:space="preserve">. Egy hatásos minta az, </w:t>
+      </w:r>
+      <w:r>
+        <w:t>hogy explicit megadott párok is létezzenek a gráfban.</w:t>
+      </w:r>
+      <w:r>
+        <w:t xml:space="preserve"> Ezt a</w:t>
+      </w:r>
+      <w:r>
+        <w:t xml:space="preserve"> </w:t>
+      </w:r>
+      <w:r>
+        <w:t xml:space="preserve">mintát </w:t>
+      </w:r>
+      <w:r>
+        <w:t xml:space="preserve">könnyű </w:t>
+      </w:r>
+      <w:r>
+        <w:t>mintának hívom.</w:t>
+      </w:r>
+      <w:r>
+        <w:t xml:space="preserve"> Ebből a modell képes rátanulni arra, hogy a közeli preferenciákkal és jellemzőkkel rendelkező csúcsok egymással lesznek párosítva. A másik nagyon hasznos minta az, amikor pont az ellenkezőjét </w:t>
+      </w:r>
+      <w:r>
+        <w:t>adjuk meg az előző mintának. Ekkor jól elkülöníthető</w:t>
+      </w:r>
+      <w:r>
+        <w:t>,</w:t>
+      </w:r>
+      <w:r>
+        <w:t xml:space="preserve"> de élesen versenyző szituációk fognak kialakulni.</w:t>
+      </w:r>
+      <w:r>
+        <w:t xml:space="preserve"> Ennek a mintának a </w:t>
+      </w:r>
+      <w:r>
+        <w:t xml:space="preserve">nehéz </w:t>
+      </w:r>
+      <w:r>
+        <w:t>minta nevet adtam.</w:t>
+      </w:r>
+    </w:p>
+    <w:p>
+      <w:pPr>
+        <w:pStyle w:val="Cmsor2"/>
+      </w:pPr>
+      <w:r>
+        <w:t>1.2 A modell megalkotása</w:t>
+      </w:r>
+    </w:p>
+    <w:p>
+      <w:pPr>
+        <w:pStyle w:val="Szvegtrzs"/>
+      </w:pPr>
+      <w:r>
+        <w:t>Az adathalmaz rendelkezésre állása után megalkothatjuk a modellt. A modell első iterációja egy GAT modell volt, viszont tapasztalatok alapján a GATv2 (Graph Attention Network version 2) jobban teljesít az adathalmazon. A GATv2 lényegében nem tér el a sima GAT modelltől. A fő különbség a rejtett rétegen belüli fegyelmi rétegnél figyelhető meg. A klasszikus GAT statikus fegyelmi fejeket használ, míg a v2 dinamikus fejeket használ. Ezek a dinamikus fejek kifejezőbbek, vagyis bonyolultabb mintákat képesek felismerni és megtanulni. A mi esetünkben ez előnyös, hiszen a párok megalkotása nagy mértékben függ attól, hogy a csúcsok mennyire figyelnek egymásra.</w:t>
+      </w:r>
+      <w:r>
+        <w:t xml:space="preserve"> A modell ezeket a GATv2</w:t>
+      </w:r>
+      <w:r>
+        <w:t>Conv (Graph Attention Network version 2 Convolution)</w:t>
+      </w:r>
+      <w:r>
+        <w:t xml:space="preserve"> rétegeket használjak a rejtett rétegében, ebből konkrétan kettőt.</w:t>
+      </w:r>
+      <w:r>
+        <w:t xml:space="preserve"> A felépített modell így néz ki:</w:t>
+      </w:r>
+    </w:p>
+    <w:p>
+      <w:pPr>
+        <w:pStyle w:val="Szvegtrzs"/>
+      </w:pPr>
+    </w:p>
+    <w:p>
+      <w:pPr>
+        <w:pStyle w:val="Szvegtrzs"/>
+        <w:jc w:val="center"/>
+      </w:pPr>
+      <w:r>
+        <w:t>GATv2Conv -&gt; Skip -&gt; GATv2Conv -&gt; Skip</w:t>
+      </w:r>
+      <w:r>
+        <w:t xml:space="preserve"> -&gt; MLP (Multi-Layer Perceptron)</w:t>
+      </w:r>
+    </w:p>
+    <w:p>
+      <w:pPr>
+        <w:pStyle w:val="Szvegtrzs"/>
+        <w:jc w:val="left"/>
+      </w:pPr>
+    </w:p>
+    <w:p>
+      <w:pPr>
+        <w:pStyle w:val="Szvegtrzs"/>
+        <w:jc w:val="left"/>
+      </w:pPr>
+      <w:r>
+        <w:t xml:space="preserve">Tehát a modell újra számítja a csúcsok reprezentációit, majd hozzáadja az eredeti reprezentációhoz (Skip). Ezt a folyamatot megismétli, majd egy végső MLP rétegen megy keresztül. </w:t>
+      </w:r>
+    </w:p>
+    <w:p>
+      <w:pPr>
+        <w:pStyle w:val="Szvegtrzs"/>
+        <w:jc w:val="left"/>
+      </w:pPr>
+      <w:r>
+        <w:t xml:space="preserve">Az MLP réteget meg lehet feleltetni egy klasszikus neurális hálózatnak, ami arra </w:t>
+      </w:r>
+      <w:r>
+        <w:lastRenderedPageBreak/>
+        <w:t>használatos, hogy a reprezentációkból végső valószínűségeket számítson.</w:t>
+      </w:r>
+      <w:r>
+        <w:t xml:space="preserve"> Ebben az MLP-ben egyszerű lineáris rétegeket</w:t>
+      </w:r>
+      <w:r>
+        <w:t>, Dropout rétegeket</w:t>
+      </w:r>
+      <w:r>
+        <w:t xml:space="preserve"> és hozzájuk Tanh aktivációs függvényeket rendeltem.</w:t>
+      </w:r>
+    </w:p>
+    <w:p>
+      <w:pPr>
+        <w:pStyle w:val="Szvegtrzs"/>
+        <w:jc w:val="left"/>
+      </w:pPr>
+      <w:r>
+        <w:t xml:space="preserve">A modell </w:t>
+      </w:r>
+      <w:r>
+        <w:t>hiperparamétereit</w:t>
+      </w:r>
+      <w:r>
+        <w:t xml:space="preserve"> kézi finomítás után állítottam be. Minden GATv2Conv</w:t>
+      </w:r>
+      <w:r>
+        <w:t xml:space="preserve"> </w:t>
+      </w:r>
+      <w:r>
+        <w:t xml:space="preserve">nyolc </w:t>
+      </w:r>
+      <w:r>
+        <w:t xml:space="preserve">fegyelmi fejjel rendelkezik, és a rétegek Dropout paramétere 0,1. A Dropout paraméter azért felel, hogy a modell paraméterei egyenletesebben változzanak tanítás közben. Dropout nélkül hajlamos </w:t>
+      </w:r>
+      <w:r>
+        <w:t>egyes paramétereket kihagyni a tanításból.</w:t>
+      </w:r>
+    </w:p>
+    <w:p>
+      <w:pPr>
+        <w:pStyle w:val="Szvegtrzs"/>
+        <w:jc w:val="left"/>
+      </w:pPr>
+      <w:r>
+        <w:t>Végül a tanítási folyamat működtetéséhez az ADAGRAD (Adaptive Gradient) optimizert válaszottam.</w:t>
+      </w:r>
+      <w:r>
+        <w:t xml:space="preserve"> Ismét csak tapasztalat alapján ehhez az optimalizálóhoz 0,015 értékkel választottam meg a tanulási rátát.</w:t>
+      </w:r>
+    </w:p>
+    <w:p>
+      <w:pPr>
+        <w:pStyle w:val="Szvegtrzs"/>
+        <w:jc w:val="left"/>
+      </w:pPr>
+      <w:r>
+        <w:t>A modell rétegeit a PyTorch Python könyvtárral alkottam meg. A PyTorch lehetőséget ad arra, hogy processzor helyett videókárty</w:t>
+      </w:r>
+      <w:r>
+        <w:t>át használjak</w:t>
+      </w:r>
+      <w:r>
+        <w:t xml:space="preserve">, így Anaconda segítségével létrehoztam egy </w:t>
+      </w:r>
+      <w:r>
+        <w:t>környezetet,</w:t>
+      </w:r>
+      <w:r>
+        <w:t xml:space="preserve"> amivel képes vagyok videókártyán </w:t>
+      </w:r>
+      <w:r>
+        <w:t>futtatni a modellt.</w:t>
+      </w:r>
+    </w:p>
+    <w:p>
+      <w:pPr>
+        <w:pStyle w:val="Szvegtrzs"/>
+        <w:ind w:left="0" w:firstLine="0"/>
+        <w:jc w:val="left"/>
+      </w:pPr>
+    </w:p>
+    <w:p>
+      <w:pPr>
+        <w:pStyle w:val="Cmsor2"/>
+      </w:pPr>
+      <w:r>
+        <w:t>1.3 A tanítási folyamat</w:t>
+      </w:r>
+    </w:p>
+    <w:p>
+      <w:pPr>
+        <w:pStyle w:val="Szvegtrzs"/>
+      </w:pPr>
+      <w:r>
+        <w:t xml:space="preserve">A modell és adathalmaz elkészülése után elkezdhetjük a tanítást. A tanító adathalmaz </w:t>
+      </w:r>
+      <w:r>
+        <w:t xml:space="preserve">400 gráfból áll, ennek a fele könnyű </w:t>
+      </w:r>
+      <w:r>
+        <w:t>a másik fele pedig nehéz minta.</w:t>
+      </w:r>
+      <w:r>
+        <w:t xml:space="preserve"> A gráfok színcsoportjai három csúcsból állnak, így minden gráfban hat csúcs és kilenc él található. </w:t>
+      </w:r>
+      <w:r>
+        <w:t>A validációs adathalmaz 200 gráfból áll pontosan ugyan azzal a felépítéssel, mint a tanító halmaz.</w:t>
+      </w:r>
+    </w:p>
+    <w:p>
+      <w:pPr>
+        <w:pStyle w:val="Szvegtrzs"/>
+      </w:pPr>
+      <w:r>
+        <w:t>A tanítás első lépése, hogy tanító adaton prédikálunk. Az előrejelzést használva kiszámoljuk a hibát. A hibát visszaterjesztjük a modell paraméterei, ezzel javítva azokat. A javítás után a validációs halmazon teljesítményt számolunk. Ha a teljesítmény növekedés elhanyagolható, akkor leállítjuk a tanítási folyamatot, abban az esetben</w:t>
+      </w:r>
+      <w:r>
+        <w:t xml:space="preserve"> pedig</w:t>
+      </w:r>
+      <w:r>
+        <w:t>,</w:t>
+      </w:r>
+      <w:r>
+        <w:t xml:space="preserve"> ha a küszöb felett javult, akkor tovább tanulunk.</w:t>
+      </w:r>
+      <w:r>
+        <w:t xml:space="preserve"> A tanítás befejezése után elmentjük a legjobb modellt, hogy azt később szabadon használhassuk tesztelésre.</w:t>
+      </w:r>
+    </w:p>
+    <w:p>
+      <w:pPr>
+        <w:pStyle w:val="Szvegtrzs"/>
+      </w:pPr>
+      <w:r>
+        <w:t xml:space="preserve">A veszteség számítása nagyon fontos szerepet kap a tanítás alatt. Kétosztályos osztályozási feladatokra gyakran bináris keresztentrópiát használnak, ami azt mutatja meg, mekkora eséllyel tévesztünk osztályt. A projekt természetéből adódóan </w:t>
+      </w:r>
+      <w:r>
+        <w:t xml:space="preserve">viszont szükségünk van még olyan tagokra is, amik a stabilitást és a párosítás teljességét </w:t>
+      </w:r>
+      <w:r>
+        <w:t>büntetik</w:t>
+      </w:r>
+      <w:r>
+        <w:t xml:space="preserve">. </w:t>
+      </w:r>
+      <w:r>
+        <w:t>A pontos modell egy élt kell rendeljen minden csúcshoz, és lehetőleg olyan él legyen, ami nem blokkoló. A veszteséget így három tagból állítom elő:</w:t>
+      </w:r>
+    </w:p>
+    <w:p>
+      <w:pPr>
+        <w:pStyle w:val="Szvegtrzs"/>
+      </w:pPr>
+    </w:p>
+    <w:p>
+      <w:pPr>
+        <w:pStyle w:val="Szvegtrzs"/>
+        <w:jc w:val="center"/>
         <w:rPr>
           <w:i/>
-        </w:rPr>
-        <w:t>saját magunkra</w:t>
-      </w:r>
+          <w:iCs/>
+        </w:rPr>
+      </w:pPr>
       <w:r>
         <w:rPr>
           <w:i/>
-        </w:rPr>
-        <w:t xml:space="preserve">, </w:t>
-      </w:r>
-      <w:r>
-        <w:t xml:space="preserve">kerülni kell a furcsa megfogalmazást, passzív és egyéb kifacsart mondatszerkezeteket. Az </w:t>
-      </w:r>
-      <w:r>
+          <w:iCs/>
+        </w:rPr>
+        <w:t>veszteség = bináris keresztentrópia + párosítási korlát + stabilitási veszteség</w:t>
+      </w:r>
+    </w:p>
+    <w:p>
+      <w:pPr>
+        <w:pStyle w:val="Szvegtrzs"/>
+        <w:ind w:left="0" w:firstLine="0"/>
+      </w:pPr>
+    </w:p>
+    <w:p>
+      <w:pPr>
+        <w:pStyle w:val="Szvegtrzs"/>
+      </w:pPr>
+      <w:r>
+        <w:t xml:space="preserve">Az így definiált veszteség </w:t>
+      </w:r>
+      <w:r>
+        <w:t>javítja az általánosító képességét és a pontosságát is a modellnek.</w:t>
+      </w:r>
+      <w:r>
+        <w:t xml:space="preserve"> A veszteség összesített matematikai képlete a következőképpen néz ki:</w:t>
+      </w:r>
+    </w:p>
+    <w:p>
+      <w:pPr>
+        <w:pStyle w:val="Szvegtrzs"/>
+      </w:pPr>
+    </w:p>
+    <w:p>
+      <w:pPr>
+        <w:pStyle w:val="Szvegtrzs"/>
+        <w:jc w:val="center"/>
         <w:rPr>
           <w:i/>
-        </w:rPr>
-        <w:t>egy</w:t>
-      </w:r>
-      <w:r>
-        <w:t xml:space="preserve"> szót határozatlan névelőként történő használatakor ne írjuk ki számként!</w:t>
-      </w:r>
+          <w:iCs/>
+        </w:rPr>
+      </w:pPr>
       <w:r>
         <w:rPr>
           <w:i/>
+          <w:iCs/>
+        </w:rPr>
+        <w:t>bináris keresztentrópia= - (y * log</w:t>
+      </w:r>
+      <w:r>
+        <w:rPr>
+          <w:i/>
+          <w:iCs/>
         </w:rPr>
         <w:t xml:space="preserve"> </w:t>
       </w:r>
-    </w:p>
-    <w:p>
-      <w:r>
-        <w:t>A beszámoló természetesen nem csak szöveget tartalmazhat, hanem képleteket, táblázatokat, ábrákat és még sok minden mást. Ezek kapcsán az alábbi elvek irányadók:</w:t>
-      </w:r>
-    </w:p>
-    <w:p>
-      <w:pPr>
-        <w:pStyle w:val="Szvegtrzs"/>
-        <w:numPr>
-          <w:ilvl w:val="0"/>
-          <w:numId w:val="2"/>
-        </w:numPr>
-      </w:pPr>
-      <w:r>
-        <w:t>Az ábráknak, képeknek és táblázatoknak mindig van számuk és címük.</w:t>
-      </w:r>
-      <w:r>
-        <w:t xml:space="preserve"> A cím nem ennyi: 1. ábra, hanem azt írd le, ami látható rajta.</w:t>
-      </w:r>
-    </w:p>
-    <w:p>
-      <w:pPr>
-        <w:pStyle w:val="Szvegtrzs"/>
-        <w:numPr>
-          <w:ilvl w:val="0"/>
-          <w:numId w:val="2"/>
-        </w:numPr>
-      </w:pPr>
-      <w:r>
-        <w:t xml:space="preserve">Az ábrákra, a képekre és a táblázatokra a szövegben hivatkozni kell, és a szövegben elemezni kell azokat. Például az </w:t>
-      </w:r>
-      <w:r>
-        <w:fldChar w:fldCharType="begin"/>
-      </w:r>
-      <w:r>
-        <w:instrText xml:space="preserve"> REF _Ref213737731 \h </w:instrText>
-      </w:r>
-      <w:r>
-        <w:fldChar w:fldCharType="separate"/>
-      </w:r>
-      <w:r>
-        <w:t>1</w:t>
-      </w:r>
-      <w:r>
-        <w:fldChar w:fldCharType="end"/>
-      </w:r>
-      <w:r>
-        <w:t>. ábrán látszik, hogy a vizsgált félévben még két napos csúszással is lehetett jeles érdemjegyet szerezni a tárgyból, de a pontosság még nem garancia a jó jegyre: öten nem kaptak jelest, noha nem késtek a leadással.</w:t>
-      </w:r>
-    </w:p>
-    <w:p>
-      <w:pPr>
-        <w:pStyle w:val="Szvegtrzs"/>
-        <w:numPr>
-          <w:ilvl w:val="0"/>
-          <w:numId w:val="2"/>
-        </w:numPr>
-      </w:pPr>
-      <w:r>
-        <w:t>Az ábrák, képek és táblázatok mérete a szükségesnek megfelelő legyen: elég nagy ahhoz, hogy kinyomtatva is olvasható és értelmezhető legyen, de nem nagyobb annál, mint amit szerepe indokol.</w:t>
-      </w:r>
-    </w:p>
-    <w:p>
-      <w:pPr>
-        <w:pStyle w:val="Szvegtrzs"/>
-        <w:numPr>
-          <w:ilvl w:val="0"/>
-          <w:numId w:val="2"/>
-        </w:numPr>
-      </w:pPr>
-      <w:r>
-        <w:t>A grafikonoknak a tengelyeken legyenek feliratai és ha releváns, a mértékegység is.</w:t>
-      </w:r>
-    </w:p>
-    <w:p>
-      <w:pPr>
-        <w:pStyle w:val="Szvegtrzs"/>
-        <w:numPr>
-          <w:ilvl w:val="0"/>
-          <w:numId w:val="2"/>
-        </w:numPr>
-      </w:pPr>
-      <w:r>
-        <w:t>A képletek esetében nem minden képletre történik hivatkozás, de ahol igen, ott a képletet a műszaki irodalomban jellemző módon a sor végére tett kerek zárójelben lévő számmal jelöljük meg.</w:t>
-      </w:r>
-      <w:r>
-        <w:t xml:space="preserve"> A képleteket ne képként illeszd be a szövegbe! </w:t>
-      </w:r>
-    </w:p>
-    <w:p>
-      <w:pPr>
-        <w:pStyle w:val="Szvegtrzs"/>
-        <w:numPr>
-          <w:ilvl w:val="0"/>
-          <w:numId w:val="2"/>
-        </w:numPr>
-      </w:pPr>
-      <w:r>
-        <w:t>Kódrészleteket, ha nem relevánsak, ne illeszd be képként, főleg ne rossz minőségben. Nyugodtan teheted függelékbe és hivatkozd be a szövegben, mint a képeket, pl. Az 1. számú függelékben található az adatbeolvasó kód, melyet C++ nyelven készítettem el.</w:t>
+      <w:r>
+        <w:rPr>
+          <w:i/>
+          <w:iCs/>
+        </w:rPr>
+        <w:t xml:space="preserve">(p) + (1 - y) * </w:t>
+      </w:r>
+      <w:r>
+        <w:rPr>
+          <w:i/>
+          <w:iCs/>
+        </w:rPr>
+        <w:t>log (</w:t>
+      </w:r>
+      <w:r>
+        <w:rPr>
+          <w:i/>
+          <w:iCs/>
+        </w:rPr>
+        <w:t>1 - p))</w:t>
+      </w:r>
+    </w:p>
+    <w:p>
+      <w:pPr>
+        <w:pStyle w:val="Szvegtrzs"/>
+        <w:jc w:val="center"/>
+        <w:rPr>
+          <w:i/>
+          <w:iCs/>
+        </w:rPr>
+      </w:pPr>
+    </w:p>
+    <w:p>
+      <w:pPr>
+        <w:pStyle w:val="Szvegtrzs"/>
+        <w:jc w:val="center"/>
+        <w:rPr>
+          <w:i/>
+          <w:iCs/>
+        </w:rPr>
+      </w:pPr>
+      <w:r>
+        <w:rPr>
+          <w:i/>
+          <w:iCs/>
+        </w:rPr>
+        <w:t xml:space="preserve">párosítási korlát = </w:t>
+      </w:r>
+      <m:oMath>
+        <m:nary>
+          <m:naryPr>
+            <m:chr m:val="∑"/>
+            <m:limLoc m:val="undOvr"/>
+            <m:supHide m:val="1"/>
+            <m:ctrlPr>
+              <w:rPr>
+                <w:rFonts w:ascii="Cambria Math" w:hAnsi="Cambria Math"/>
+                <w:i/>
+                <w:iCs/>
+              </w:rPr>
+            </m:ctrlPr>
+          </m:naryPr>
+          <m:sub>
+            <m:r>
+              <w:rPr>
+                <w:rFonts w:ascii="Cambria Math" w:hAnsi="Cambria Math"/>
+              </w:rPr>
+              <m:t>u ∈ U</m:t>
+            </m:r>
+          </m:sub>
+          <m:sup/>
+          <m:e>
+            <m:func>
+              <m:funcPr>
+                <m:ctrlPr>
+                  <w:rPr>
+                    <w:rFonts w:ascii="Cambria Math" w:hAnsi="Cambria Math"/>
+                    <w:i/>
+                    <w:iCs/>
+                  </w:rPr>
+                </m:ctrlPr>
+              </m:funcPr>
+              <m:fName>
+                <m:r>
+                  <w:rPr>
+                    <w:rFonts w:ascii="Cambria Math" w:hAnsi="Cambria Math"/>
+                  </w:rPr>
+                  <m:t xml:space="preserve"> max</m:t>
+                </m:r>
+              </m:fName>
+              <m:e>
+                <m:sSup>
+                  <m:sSupPr>
+                    <m:ctrlPr>
+                      <w:rPr>
+                        <w:rFonts w:ascii="Cambria Math" w:hAnsi="Cambria Math"/>
+                        <w:i/>
+                        <w:iCs/>
+                      </w:rPr>
+                    </m:ctrlPr>
+                  </m:sSupPr>
+                  <m:e>
+                    <m:r>
+                      <w:rPr>
+                        <w:rFonts w:ascii="Cambria Math" w:hAnsi="Cambria Math"/>
+                      </w:rPr>
+                      <m:t xml:space="preserve">(0,  </m:t>
+                    </m:r>
+                    <m:nary>
+                      <m:naryPr>
+                        <m:chr m:val="∑"/>
+                        <m:limLoc m:val="undOvr"/>
+                        <m:supHide m:val="1"/>
+                        <m:ctrlPr>
+                          <w:rPr>
+                            <w:rFonts w:ascii="Cambria Math" w:hAnsi="Cambria Math"/>
+                            <w:i/>
+                            <w:iCs/>
+                          </w:rPr>
+                        </m:ctrlPr>
+                      </m:naryPr>
+                      <m:sub>
+                        <m:r>
+                          <w:rPr>
+                            <w:rFonts w:ascii="Cambria Math" w:hAnsi="Cambria Math"/>
+                          </w:rPr>
+                          <m:t>v</m:t>
+                        </m:r>
+                      </m:sub>
+                      <m:sup/>
+                      <m:e>
+                        <m:sSub>
+                          <m:sSubPr>
+                            <m:ctrlPr>
+                              <w:rPr>
+                                <w:rFonts w:ascii="Cambria Math" w:hAnsi="Cambria Math"/>
+                                <w:i/>
+                                <w:iCs/>
+                              </w:rPr>
+                            </m:ctrlPr>
+                          </m:sSubPr>
+                          <m:e>
+                            <m:r>
+                              <w:rPr>
+                                <w:rFonts w:ascii="Cambria Math" w:hAnsi="Cambria Math"/>
+                              </w:rPr>
+                              <m:t>p</m:t>
+                            </m:r>
+                          </m:e>
+                          <m:sub>
+                            <m:r>
+                              <w:rPr>
+                                <w:rFonts w:ascii="Cambria Math" w:hAnsi="Cambria Math"/>
+                              </w:rPr>
+                              <m:t>uv</m:t>
+                            </m:r>
+                          </m:sub>
+                        </m:sSub>
+                        <m:r>
+                          <w:rPr>
+                            <w:rFonts w:ascii="Cambria Math" w:hAnsi="Cambria Math"/>
+                          </w:rPr>
+                          <m:t>-1</m:t>
+                        </m:r>
+                      </m:e>
+                    </m:nary>
+                    <m:r>
+                      <w:rPr>
+                        <w:rFonts w:ascii="Cambria Math" w:hAnsi="Cambria Math"/>
+                      </w:rPr>
+                      <m:t>)</m:t>
+                    </m:r>
+                  </m:e>
+                  <m:sup>
+                    <m:r>
+                      <w:rPr>
+                        <w:rFonts w:ascii="Cambria Math" w:hAnsi="Cambria Math"/>
+                      </w:rPr>
+                      <m:t>2</m:t>
+                    </m:r>
+                  </m:sup>
+                </m:sSup>
+              </m:e>
+            </m:func>
+          </m:e>
+        </m:nary>
+        <m:r>
+          <w:rPr>
+            <w:rFonts w:ascii="Cambria Math" w:hAnsi="Cambria Math"/>
+          </w:rPr>
+          <m:t>+</m:t>
+        </m:r>
+        <m:nary>
+          <m:naryPr>
+            <m:chr m:val="∑"/>
+            <m:limLoc m:val="undOvr"/>
+            <m:supHide m:val="1"/>
+            <m:ctrlPr>
+              <w:rPr>
+                <w:rFonts w:ascii="Cambria Math" w:hAnsi="Cambria Math"/>
+                <w:i/>
+                <w:iCs/>
+              </w:rPr>
+            </m:ctrlPr>
+          </m:naryPr>
+          <m:sub>
+            <m:r>
+              <w:rPr>
+                <w:rFonts w:ascii="Cambria Math" w:hAnsi="Cambria Math"/>
+              </w:rPr>
+              <m:t>v ∈ V</m:t>
+            </m:r>
+          </m:sub>
+          <m:sup/>
+          <m:e>
+            <m:func>
+              <m:funcPr>
+                <m:ctrlPr>
+                  <w:rPr>
+                    <w:rFonts w:ascii="Cambria Math" w:hAnsi="Cambria Math"/>
+                    <w:i/>
+                    <w:iCs/>
+                  </w:rPr>
+                </m:ctrlPr>
+              </m:funcPr>
+              <m:fName>
+                <m:r>
+                  <w:rPr>
+                    <w:rFonts w:ascii="Cambria Math" w:hAnsi="Cambria Math"/>
+                  </w:rPr>
+                  <m:t xml:space="preserve"> max</m:t>
+                </m:r>
+              </m:fName>
+              <m:e>
+                <m:sSup>
+                  <m:sSupPr>
+                    <m:ctrlPr>
+                      <w:rPr>
+                        <w:rFonts w:ascii="Cambria Math" w:hAnsi="Cambria Math"/>
+                        <w:i/>
+                        <w:iCs/>
+                      </w:rPr>
+                    </m:ctrlPr>
+                  </m:sSupPr>
+                  <m:e>
+                    <m:r>
+                      <w:rPr>
+                        <w:rFonts w:ascii="Cambria Math" w:hAnsi="Cambria Math"/>
+                      </w:rPr>
+                      <m:t xml:space="preserve">(0,  </m:t>
+                    </m:r>
+                    <m:nary>
+                      <m:naryPr>
+                        <m:chr m:val="∑"/>
+                        <m:limLoc m:val="undOvr"/>
+                        <m:supHide m:val="1"/>
+                        <m:ctrlPr>
+                          <w:rPr>
+                            <w:rFonts w:ascii="Cambria Math" w:hAnsi="Cambria Math"/>
+                            <w:i/>
+                            <w:iCs/>
+                          </w:rPr>
+                        </m:ctrlPr>
+                      </m:naryPr>
+                      <m:sub>
+                        <m:r>
+                          <w:rPr>
+                            <w:rFonts w:ascii="Cambria Math" w:hAnsi="Cambria Math"/>
+                          </w:rPr>
+                          <m:t>u</m:t>
+                        </m:r>
+                      </m:sub>
+                      <m:sup/>
+                      <m:e>
+                        <m:sSub>
+                          <m:sSubPr>
+                            <m:ctrlPr>
+                              <w:rPr>
+                                <w:rFonts w:ascii="Cambria Math" w:hAnsi="Cambria Math"/>
+                                <w:i/>
+                                <w:iCs/>
+                              </w:rPr>
+                            </m:ctrlPr>
+                          </m:sSubPr>
+                          <m:e>
+                            <m:r>
+                              <w:rPr>
+                                <w:rFonts w:ascii="Cambria Math" w:hAnsi="Cambria Math"/>
+                              </w:rPr>
+                              <m:t>p</m:t>
+                            </m:r>
+                          </m:e>
+                          <m:sub>
+                            <m:r>
+                              <w:rPr>
+                                <w:rFonts w:ascii="Cambria Math" w:hAnsi="Cambria Math"/>
+                              </w:rPr>
+                              <m:t>uv</m:t>
+                            </m:r>
+                          </m:sub>
+                        </m:sSub>
+                        <m:r>
+                          <w:rPr>
+                            <w:rFonts w:ascii="Cambria Math" w:hAnsi="Cambria Math"/>
+                          </w:rPr>
+                          <m:t>-1</m:t>
+                        </m:r>
+                      </m:e>
+                    </m:nary>
+                    <m:r>
+                      <w:rPr>
+                        <w:rFonts w:ascii="Cambria Math" w:hAnsi="Cambria Math"/>
+                      </w:rPr>
+                      <m:t>)</m:t>
+                    </m:r>
+                  </m:e>
+                  <m:sup>
+                    <m:r>
+                      <w:rPr>
+                        <w:rFonts w:ascii="Cambria Math" w:hAnsi="Cambria Math"/>
+                      </w:rPr>
+                      <m:t>2</m:t>
+                    </m:r>
+                  </m:sup>
+                </m:sSup>
+              </m:e>
+            </m:func>
+          </m:e>
+        </m:nary>
+      </m:oMath>
+    </w:p>
+    <w:p>
+      <w:pPr>
+        <w:pStyle w:val="Szvegtrzs"/>
+        <w:jc w:val="center"/>
+        <w:rPr>
+          <w:i/>
+          <w:iCs/>
+        </w:rPr>
+      </w:pPr>
+    </w:p>
+    <w:p>
+      <w:pPr>
+        <w:pStyle w:val="Szvegtrzs"/>
+        <w:jc w:val="center"/>
+        <w:rPr>
+          <w:i/>
+          <w:iCs/>
+        </w:rPr>
+      </w:pPr>
+      <w:r>
+        <w:rPr>
+          <w:i/>
+          <w:iCs/>
+        </w:rPr>
+        <w:t xml:space="preserve">stabilitási veszteség = </w:t>
+      </w:r>
+      <m:oMath>
+        <m:nary>
+          <m:naryPr>
+            <m:chr m:val="∑"/>
+            <m:limLoc m:val="undOvr"/>
+            <m:supHide m:val="1"/>
+            <m:ctrlPr>
+              <w:rPr>
+                <w:rFonts w:ascii="Cambria Math" w:hAnsi="Cambria Math"/>
+                <w:i/>
+                <w:iCs/>
+              </w:rPr>
+            </m:ctrlPr>
+          </m:naryPr>
+          <m:sub>
+            <m:d>
+              <m:dPr>
+                <m:ctrlPr>
+                  <w:rPr>
+                    <w:rFonts w:ascii="Cambria Math" w:hAnsi="Cambria Math"/>
+                    <w:i/>
+                    <w:iCs/>
+                  </w:rPr>
+                </m:ctrlPr>
+              </m:dPr>
+              <m:e>
+                <m:r>
+                  <w:rPr>
+                    <w:rFonts w:ascii="Cambria Math" w:hAnsi="Cambria Math"/>
+                  </w:rPr>
+                  <m:t>u,v</m:t>
+                </m:r>
+              </m:e>
+            </m:d>
+            <m:r>
+              <w:rPr>
+                <w:rFonts w:ascii="Cambria Math" w:hAnsi="Cambria Math"/>
+              </w:rPr>
+              <m:t>∉ M</m:t>
+            </m:r>
+          </m:sub>
+          <m:sup/>
+          <m:e>
+            <m:r>
+              <m:rPr>
+                <m:sty m:val="bi"/>
+              </m:rPr>
+              <w:rPr>
+                <w:rFonts w:ascii="Cambria Math" w:hAnsi="Cambria Math"/>
+              </w:rPr>
+              <m:t>1</m:t>
+            </m:r>
+            <m:r>
+              <w:rPr>
+                <w:rFonts w:ascii="Cambria Math" w:hAnsi="Cambria Math"/>
+              </w:rPr>
+              <m:t>[u preferálja v]⋅</m:t>
+            </m:r>
+            <m:r>
+              <m:rPr>
+                <m:sty m:val="bi"/>
+              </m:rPr>
+              <w:rPr>
+                <w:rFonts w:ascii="Cambria Math" w:hAnsi="Cambria Math"/>
+              </w:rPr>
+              <m:t>1</m:t>
+            </m:r>
+            <m:r>
+              <w:rPr>
+                <w:rFonts w:ascii="Cambria Math" w:hAnsi="Cambria Math"/>
+              </w:rPr>
+              <m:t>[v preferálja u]⋅(1-</m:t>
+            </m:r>
+            <m:sSub>
+              <m:sSubPr>
+                <m:ctrlPr>
+                  <w:rPr>
+                    <w:rFonts w:ascii="Cambria Math" w:hAnsi="Cambria Math"/>
+                    <w:i/>
+                    <w:iCs/>
+                  </w:rPr>
+                </m:ctrlPr>
+              </m:sSubPr>
+              <m:e>
+                <m:r>
+                  <w:rPr>
+                    <w:rFonts w:ascii="Cambria Math" w:hAnsi="Cambria Math"/>
+                  </w:rPr>
+                  <m:t>p</m:t>
+                </m:r>
+              </m:e>
+              <m:sub>
+                <m:r>
+                  <w:rPr>
+                    <w:rFonts w:ascii="Cambria Math" w:hAnsi="Cambria Math"/>
+                  </w:rPr>
+                  <m:t>uv</m:t>
+                </m:r>
+              </m:sub>
+            </m:sSub>
+            <m:r>
+              <w:rPr>
+                <w:rFonts w:ascii="Cambria Math" w:hAnsi="Cambria Math"/>
+              </w:rPr>
+              <m:t>​)</m:t>
+            </m:r>
+          </m:e>
+        </m:nary>
+      </m:oMath>
+    </w:p>
+    <w:p>
+      <w:pPr>
+        <w:pStyle w:val="Szvegtrzs"/>
+        <w:jc w:val="center"/>
+        <w:rPr>
+          <w:i/>
+          <w:iCs/>
+        </w:rPr>
+      </w:pPr>
+    </w:p>
+    <w:p>
+      <w:pPr>
+        <w:pStyle w:val="Szvegtrzs"/>
+        <w:jc w:val="center"/>
+      </w:pPr>
+      <w:r>
+        <w:t xml:space="preserve">veszteség = bináris keresztentrópia + </w:t>
+      </w:r>
+      <w:r>
+        <w:t>λ</w:t>
+      </w:r>
+      <w:r>
+        <w:t xml:space="preserve"> </w:t>
+      </w:r>
+      <w:r>
+        <w:rPr>
+          <w:lang w:val="en-US"/>
+        </w:rPr>
+        <w:t>*</w:t>
+      </w:r>
+      <w:r>
+        <w:t xml:space="preserve"> párosítási korlát + </w:t>
+      </w:r>
+      <w:r>
+        <w:t>λ</w:t>
+      </w:r>
+      <w:r>
+        <w:t xml:space="preserve"> </w:t>
+      </w:r>
+      <w:r>
+        <w:rPr>
+          <w:lang w:val="en-US"/>
+        </w:rPr>
+        <w:t>*</w:t>
+      </w:r>
+      <w:r>
+        <w:t>stabilitási veszteség</w:t>
+      </w:r>
+    </w:p>
+    <w:p>
+      <w:pPr>
+        <w:pStyle w:val="Szvegtrzs"/>
+        <w:jc w:val="center"/>
+      </w:pPr>
+    </w:p>
+    <w:p>
+      <w:pPr>
+        <w:pStyle w:val="Szvegtrzs"/>
+      </w:pPr>
+      <w:r>
+        <w:t xml:space="preserve">A stabilitási veszteség preferálja tagja egy </w:t>
+      </w:r>
+      <w:r>
+        <w:rPr>
+          <w:rFonts w:cs="Times New Roman"/>
+        </w:rPr>
+        <w:t>τ</w:t>
+      </w:r>
+      <w:r>
+        <w:t xml:space="preserve"> taggal állítható, ami azt mondja meg, mennyire keményen döntsünk egy kedvezőbb helyzet felett.</w:t>
+      </w:r>
+    </w:p>
+    <w:p>
+      <w:pPr>
+        <w:pStyle w:val="Szvegtrzs"/>
+      </w:pPr>
+      <w:r>
+        <w:t xml:space="preserve"> Az 1. táblázat alapján láthatjuk, hogy javul a modell általános teljesítménye az új tagok </w:t>
+      </w:r>
+      <w:r>
+        <w:lastRenderedPageBreak/>
+        <w:t>bevezetésével a megfelelő lambda értékek</w:t>
+      </w:r>
+      <w:r>
+        <w:t xml:space="preserve"> mellett</w:t>
+      </w:r>
+      <w:r>
+        <w:t>.</w:t>
       </w:r>
     </w:p>
     <w:tbl>
       <w:tblPr>
-        <w:tblW w:w="0" w:type="auto"/>
-        <w:tblInd w:w="774" w:type="dxa"/>
-        <w:tblLayout w:type="fixed"/>
-        <w:tblLook w:val="0000" w:firstRow="0" w:lastRow="0" w:firstColumn="0" w:lastColumn="0" w:noHBand="0" w:noVBand="0"/>
-      </w:tblPr>
-      <w:tblGrid>
-        <w:gridCol w:w="8286"/>
-      </w:tblGrid>
-      <w:tr>
-        <w:tc>
-          <w:tcPr>
-            <w:tcW w:w="8286" w:type="dxa"/>
-          </w:tcPr>
-          <w:p>
-            <w:pPr>
-              <w:keepNext/>
-              <w:snapToGrid w:val="0"/>
-              <w:jc w:val="center"/>
-            </w:pPr>
-            <w:r>
-              <w:rPr>
-                <w:noProof/>
-                <w:lang w:eastAsia="hu-HU" w:bidi="ar-SA"/>
-              </w:rPr>
-              <w:lastRenderedPageBreak/>
-              <w:drawing>
-                <wp:inline distT="0" distB="0" distL="0" distR="0" wp14:anchorId="2B9E7845" wp14:editId="7978ABD4">
-                  <wp:extent cx="3028315" cy="3145155"/>
-                  <wp:effectExtent l="0" t="0" r="635" b="0"/>
-                  <wp:docPr id="1" name="Kép 1"/>
-                  <wp:cNvGraphicFramePr>
-                    <a:graphicFrameLocks xmlns:a="http://schemas.openxmlformats.org/drawingml/2006/main" noChangeAspect="1"/>
-                  </wp:cNvGraphicFramePr>
-                  <a:graphic xmlns:a="http://schemas.openxmlformats.org/drawingml/2006/main">
-                    <a:graphicData uri="http://schemas.openxmlformats.org/drawingml/2006/picture">
-                      <pic:pic xmlns:pic="http://schemas.openxmlformats.org/drawingml/2006/picture">
-                        <pic:nvPicPr>
-                          <pic:cNvPr id="0" name="Picture 1"/>
-                          <pic:cNvPicPr>
-                            <a:picLocks noChangeAspect="1" noChangeArrowheads="1"/>
-                          </pic:cNvPicPr>
-                        </pic:nvPicPr>
-                        <pic:blipFill>
-                          <a:blip r:embed="rId9">
-                            <a:extLst>
-                              <a:ext uri="{28A0092B-C50C-407E-A947-70E740481C1C}">
-                                <a14:useLocalDpi xmlns:a14="http://schemas.microsoft.com/office/drawing/2010/main" val="0"/>
-                              </a:ext>
-                            </a:extLst>
-                          </a:blip>
-                          <a:srcRect/>
-                          <a:stretch>
-                            <a:fillRect/>
-                          </a:stretch>
-                        </pic:blipFill>
-                        <pic:spPr bwMode="auto">
-                          <a:xfrm>
-                            <a:off x="0" y="0"/>
-                            <a:ext cx="3028315" cy="3145155"/>
-                          </a:xfrm>
-                          <a:prstGeom prst="rect">
-                            <a:avLst/>
-                          </a:prstGeom>
-                          <a:noFill/>
-                          <a:ln>
-                            <a:noFill/>
-                          </a:ln>
-                        </pic:spPr>
-                      </pic:pic>
-                    </a:graphicData>
-                  </a:graphic>
-                </wp:inline>
-              </w:drawing>
-            </w:r>
-          </w:p>
-          <w:bookmarkStart w:id="0" w:name="_Ref213737731"/>
-          <w:p>
-            <w:pPr>
-              <w:pStyle w:val="Caption1"/>
-              <w:jc w:val="center"/>
-              <w:rPr>
-                <w:sz w:val="24"/>
-                <w:szCs w:val="24"/>
-              </w:rPr>
-            </w:pPr>
-            <w:r>
-              <w:fldChar w:fldCharType="begin"/>
-            </w:r>
-            <w:r>
-              <w:instrText xml:space="preserve"> SEQ "Figure" \*Arabic </w:instrText>
-            </w:r>
-            <w:r>
-              <w:fldChar w:fldCharType="separate"/>
-            </w:r>
-            <w:r>
-              <w:t>1</w:t>
-            </w:r>
-            <w:r>
-              <w:fldChar w:fldCharType="end"/>
-            </w:r>
-            <w:bookmarkEnd w:id="0"/>
-            <w:r>
-              <w:t xml:space="preserve">. </w:t>
-            </w:r>
-            <w:r>
-              <w:rPr>
-                <w:sz w:val="24"/>
-                <w:szCs w:val="24"/>
-              </w:rPr>
-              <w:t>ábra. Hallgatók érdemjegyeinek eloszlása az írásbeli beszámoló késése függvényében</w:t>
-            </w:r>
-          </w:p>
-        </w:tc>
-      </w:tr>
-    </w:tbl>
-    <w:p/>
-    <w:p>
-      <w:r>
-        <w:t>Az írásbeli beszámolót a témavezető és a tárgyfelelős is értékeli. A tárgyfelelősi értékelés szempontjai az alábbiak:</w:t>
-      </w:r>
-    </w:p>
-    <w:p>
-      <w:pPr>
-        <w:pStyle w:val="Szvegtrzs"/>
-        <w:numPr>
-          <w:ilvl w:val="0"/>
-          <w:numId w:val="3"/>
-        </w:numPr>
-      </w:pPr>
-      <w:r>
-        <w:t>Megfelel-e az elvégzett munka a félév elején kiadott feladatnak?</w:t>
-      </w:r>
-    </w:p>
-    <w:p>
-      <w:pPr>
-        <w:pStyle w:val="Szvegtrzs"/>
-        <w:numPr>
-          <w:ilvl w:val="0"/>
-          <w:numId w:val="3"/>
-        </w:numPr>
-      </w:pPr>
-      <w:r>
-        <w:t>Megfelel-e a beszámoló a formai követelményeknek? Ezen belül:</w:t>
-      </w:r>
-    </w:p>
-    <w:p>
-      <w:pPr>
-        <w:pStyle w:val="Szvegtrzs"/>
-        <w:numPr>
-          <w:ilvl w:val="1"/>
-          <w:numId w:val="3"/>
-        </w:numPr>
-      </w:pPr>
-      <w:r>
-        <w:t>Megfelelő-e az elméleti bevezető és az irodalomjegyzék?</w:t>
-      </w:r>
-    </w:p>
-    <w:p>
-      <w:pPr>
-        <w:pStyle w:val="Szvegtrzs"/>
-        <w:numPr>
-          <w:ilvl w:val="1"/>
-          <w:numId w:val="3"/>
-        </w:numPr>
-      </w:pPr>
-      <w:r>
-        <w:t>Egyértelmű-e, hogy mi volt a hallgató saját munkája?</w:t>
-      </w:r>
-    </w:p>
-    <w:p>
-      <w:pPr>
-        <w:pStyle w:val="Szvegtrzs"/>
-        <w:numPr>
-          <w:ilvl w:val="1"/>
-          <w:numId w:val="3"/>
-        </w:numPr>
-      </w:pPr>
-      <w:r>
-        <w:t>Megfelelő-e a dokumentum technikai színvonala?</w:t>
-      </w:r>
-    </w:p>
-    <w:p>
-      <w:pPr>
-        <w:pStyle w:val="Kpalrs"/>
-        <w:rPr>
-          <w:rFonts w:cs="FreeSans"/>
-          <w:b w:val="0"/>
-          <w:bCs w:val="0"/>
-          <w:sz w:val="24"/>
-          <w:szCs w:val="24"/>
-        </w:rPr>
-      </w:pPr>
-      <w:r>
-        <w:rPr>
-          <w:rFonts w:cs="FreeSans"/>
-          <w:b w:val="0"/>
-          <w:bCs w:val="0"/>
-          <w:sz w:val="24"/>
-          <w:szCs w:val="24"/>
-        </w:rPr>
-        <w:t xml:space="preserve">Ezen kívül a tárgyfelelős veszi figyelembe az értékelés során kialakult félévi jegyre vonatkoztatva az ún. „hanyagsági faktor” értékét, amelyet </w:t>
-      </w:r>
-      <w:r>
-        <w:rPr>
-          <w:rFonts w:cs="FreeSans"/>
-          <w:b w:val="0"/>
-          <w:bCs w:val="0"/>
-          <w:sz w:val="24"/>
-          <w:szCs w:val="24"/>
-        </w:rPr>
-        <w:fldChar w:fldCharType="begin"/>
-      </w:r>
-      <w:r>
-        <w:rPr>
-          <w:rFonts w:cs="FreeSans"/>
-          <w:b w:val="0"/>
-          <w:bCs w:val="0"/>
-          <w:sz w:val="24"/>
-          <w:szCs w:val="24"/>
-        </w:rPr>
-        <w:instrText xml:space="preserve"> REF _Ref321833953 \h  \* MERGEFORMAT </w:instrText>
-      </w:r>
-      <w:r>
-        <w:rPr>
-          <w:rFonts w:cs="FreeSans"/>
-          <w:b w:val="0"/>
-          <w:bCs w:val="0"/>
-          <w:sz w:val="24"/>
-          <w:szCs w:val="24"/>
-        </w:rPr>
-      </w:r>
-      <w:r>
-        <w:rPr>
-          <w:rFonts w:cs="FreeSans"/>
-          <w:b w:val="0"/>
-          <w:bCs w:val="0"/>
-          <w:sz w:val="24"/>
-          <w:szCs w:val="24"/>
-        </w:rPr>
-        <w:fldChar w:fldCharType="separate"/>
-      </w:r>
-      <w:r>
-        <w:rPr>
-          <w:rFonts w:cs="FreeSans"/>
-          <w:b w:val="0"/>
-          <w:bCs w:val="0"/>
-          <w:sz w:val="24"/>
-          <w:szCs w:val="24"/>
-        </w:rPr>
-        <w:t>(1)</w:t>
-      </w:r>
-      <w:r>
-        <w:rPr>
-          <w:rFonts w:cs="FreeSans"/>
-          <w:b w:val="0"/>
-          <w:bCs w:val="0"/>
-          <w:sz w:val="24"/>
-          <w:szCs w:val="24"/>
-        </w:rPr>
-        <w:fldChar w:fldCharType="end"/>
-      </w:r>
-      <w:r>
-        <w:rPr>
-          <w:rFonts w:cs="FreeSans"/>
-          <w:b w:val="0"/>
-          <w:bCs w:val="0"/>
-          <w:sz w:val="24"/>
-          <w:szCs w:val="24"/>
-        </w:rPr>
-        <w:t xml:space="preserve"> </w:t>
-      </w:r>
-      <w:r>
-        <w:rPr>
-          <w:rFonts w:cs="FreeSans"/>
-          <w:b w:val="0"/>
-          <w:bCs w:val="0"/>
-          <w:sz w:val="24"/>
-          <w:szCs w:val="24"/>
-        </w:rPr>
-        <w:t>szerint állapítunk meg.</w:t>
-      </w:r>
-      <w:r>
-        <w:rPr>
-          <w:rFonts w:cs="FreeSans"/>
-          <w:b w:val="0"/>
-          <w:bCs w:val="0"/>
-          <w:sz w:val="24"/>
-          <w:szCs w:val="24"/>
-        </w:rPr>
-        <w:t xml:space="preserve"> </w:t>
-      </w:r>
-    </w:p>
-    <w:p>
-      <w:pPr>
-        <w:pStyle w:val="Szvegtrzs"/>
-        <w:jc w:val="left"/>
-      </w:pPr>
-      <w:r>
-        <w:tab/>
-      </w:r>
-      <w:r>
-        <w:tab/>
-      </w:r>
-      <w:r>
-        <w:tab/>
-      </w:r>
-    </w:p>
-    <w:tbl>
-      <w:tblPr>
+        <w:tblStyle w:val="Rcsostblzat"/>
         <w:tblW w:w="0" w:type="auto"/>
         <w:tblInd w:w="346" w:type="dxa"/>
         <w:tblLook w:val="04A0" w:firstRow="1" w:lastRow="0" w:firstColumn="1" w:lastColumn="0" w:noHBand="0" w:noVBand="1"/>
       </w:tblPr>
       <w:tblGrid>
-        <w:gridCol w:w="8863"/>
-        <w:gridCol w:w="429"/>
+        <w:gridCol w:w="2377"/>
+        <w:gridCol w:w="2377"/>
+        <w:gridCol w:w="2377"/>
+        <w:gridCol w:w="2377"/>
       </w:tblGrid>
       <w:tr>
         <w:tc>
           <w:tcPr>
-            <w:tcW w:w="8873" w:type="dxa"/>
-            <w:tcMar>
-              <w:left w:w="0" w:type="dxa"/>
-              <w:right w:w="0" w:type="dxa"/>
-            </w:tcMar>
+            <w:tcW w:w="2377" w:type="dxa"/>
           </w:tcPr>
           <w:p>
             <w:pPr>
               <w:pStyle w:val="Szvegtrzs"/>
               <w:ind w:left="0" w:firstLine="0"/>
-              <w:jc w:val="center"/>
             </w:pPr>
-            <w:r>
-              <w:rPr>
-                <w:position w:val="-14"/>
-              </w:rPr>
-              <w:object w:dxaOrig="1540" w:dyaOrig="380" w14:anchorId="2564F022">
-                <v:shapetype id="_x0000_t75" coordsize="21600,21600" o:spt="75" o:preferrelative="t" path="m@4@5l@4@11@9@11@9@5xe" filled="f" stroked="f">
-                  <v:stroke joinstyle="miter"/>
-                  <v:formulas>
-                    <v:f eqn="if lineDrawn pixelLineWidth 0"/>
-                    <v:f eqn="sum @0 1 0"/>
-                    <v:f eqn="sum 0 0 @1"/>
-                    <v:f eqn="prod @2 1 2"/>
-                    <v:f eqn="prod @3 21600 pixelWidth"/>
-                    <v:f eqn="prod @3 21600 pixelHeight"/>
-                    <v:f eqn="sum @0 0 1"/>
-                    <v:f eqn="prod @6 1 2"/>
-                    <v:f eqn="prod @7 21600 pixelWidth"/>
-                    <v:f eqn="sum @8 21600 0"/>
-                    <v:f eqn="prod @7 21600 pixelHeight"/>
-                    <v:f eqn="sum @10 21600 0"/>
-                  </v:formulas>
-                  <v:path o:extrusionok="f" gradientshapeok="t" o:connecttype="rect"/>
-                  <o:lock v:ext="edit" aspectratio="t"/>
-                </v:shapetype>
-                <v:shape id="_x0000_i1025" type="#_x0000_t75" style="width:76.5pt;height:19.5pt" o:ole="">
-                  <v:imagedata r:id="rId10" o:title=""/>
-                </v:shape>
-                <o:OLEObject Type="Embed" ProgID="Equation.3" ShapeID="_x0000_i1025" DrawAspect="Content" ObjectID="_1840353089" r:id="rId11"/>
-              </w:object>
-            </w:r>
           </w:p>
         </w:tc>
         <w:tc>
           <w:tcPr>
-            <w:tcW w:w="429" w:type="dxa"/>
-            <w:tcMar>
-              <w:left w:w="0" w:type="dxa"/>
-              <w:right w:w="0" w:type="dxa"/>
-            </w:tcMar>
+            <w:tcW w:w="2377" w:type="dxa"/>
           </w:tcPr>
           <w:p>
             <w:pPr>
               <w:pStyle w:val="Szvegtrzs"/>
               <w:ind w:left="0" w:firstLine="0"/>
-              <w:jc w:val="right"/>
             </w:pPr>
-            <w:bookmarkStart w:id="1" w:name="_Ref321833940"/>
-            <w:bookmarkStart w:id="2" w:name="_Ref321833953"/>
-            <w:r>
-              <w:t>(</w:t>
-            </w:r>
-            <w:fldSimple w:instr=" SEQ egyenlet \* ARABIC ">
-              <w:r>
-                <w:t>1</w:t>
-              </w:r>
-            </w:fldSimple>
-            <w:bookmarkEnd w:id="1"/>
-            <w:r>
-              <w:t>)</w:t>
-            </w:r>
-            <w:bookmarkEnd w:id="2"/>
+          </w:p>
+        </w:tc>
+        <w:tc>
+          <w:tcPr>
+            <w:tcW w:w="2377" w:type="dxa"/>
+          </w:tcPr>
+          <w:p>
+            <w:pPr>
+              <w:pStyle w:val="Szvegtrzs"/>
+              <w:ind w:left="0" w:firstLine="0"/>
+            </w:pPr>
+          </w:p>
+        </w:tc>
+        <w:tc>
+          <w:tcPr>
+            <w:tcW w:w="2377" w:type="dxa"/>
+          </w:tcPr>
+          <w:p>
+            <w:pPr>
+              <w:pStyle w:val="Szvegtrzs"/>
+              <w:ind w:left="0" w:firstLine="0"/>
+            </w:pPr>
+          </w:p>
+        </w:tc>
+      </w:tr>
+      <w:tr>
+        <w:tc>
+          <w:tcPr>
+            <w:tcW w:w="2377" w:type="dxa"/>
+          </w:tcPr>
+          <w:p>
+            <w:pPr>
+              <w:pStyle w:val="Szvegtrzs"/>
+              <w:ind w:left="0" w:firstLine="0"/>
+            </w:pPr>
+          </w:p>
+        </w:tc>
+        <w:tc>
+          <w:tcPr>
+            <w:tcW w:w="2377" w:type="dxa"/>
+          </w:tcPr>
+          <w:p>
+            <w:pPr>
+              <w:pStyle w:val="Szvegtrzs"/>
+              <w:ind w:left="0" w:firstLine="0"/>
+            </w:pPr>
+          </w:p>
+        </w:tc>
+        <w:tc>
+          <w:tcPr>
+            <w:tcW w:w="2377" w:type="dxa"/>
+          </w:tcPr>
+          <w:p>
+            <w:pPr>
+              <w:pStyle w:val="Szvegtrzs"/>
+              <w:ind w:left="0" w:firstLine="0"/>
+            </w:pPr>
+          </w:p>
+        </w:tc>
+        <w:tc>
+          <w:tcPr>
+            <w:tcW w:w="2377" w:type="dxa"/>
+          </w:tcPr>
+          <w:p>
+            <w:pPr>
+              <w:pStyle w:val="Szvegtrzs"/>
+              <w:ind w:left="0" w:firstLine="0"/>
+            </w:pPr>
+          </w:p>
+        </w:tc>
+      </w:tr>
+      <w:tr>
+        <w:tc>
+          <w:tcPr>
+            <w:tcW w:w="2377" w:type="dxa"/>
+          </w:tcPr>
+          <w:p>
+            <w:pPr>
+              <w:pStyle w:val="Szvegtrzs"/>
+              <w:ind w:left="0" w:firstLine="0"/>
+            </w:pPr>
+          </w:p>
+        </w:tc>
+        <w:tc>
+          <w:tcPr>
+            <w:tcW w:w="2377" w:type="dxa"/>
+          </w:tcPr>
+          <w:p>
+            <w:pPr>
+              <w:pStyle w:val="Szvegtrzs"/>
+              <w:ind w:left="0" w:firstLine="0"/>
+            </w:pPr>
+          </w:p>
+        </w:tc>
+        <w:tc>
+          <w:tcPr>
+            <w:tcW w:w="2377" w:type="dxa"/>
+          </w:tcPr>
+          <w:p>
+            <w:pPr>
+              <w:pStyle w:val="Szvegtrzs"/>
+              <w:ind w:left="0" w:firstLine="0"/>
+            </w:pPr>
+          </w:p>
+        </w:tc>
+        <w:tc>
+          <w:tcPr>
+            <w:tcW w:w="2377" w:type="dxa"/>
+          </w:tcPr>
+          <w:p>
+            <w:pPr>
+              <w:pStyle w:val="Szvegtrzs"/>
+              <w:ind w:left="0" w:firstLine="0"/>
+            </w:pPr>
           </w:p>
         </w:tc>
       </w:tr>
     </w:tbl>
     <w:p>
       <w:pPr>
-        <w:pStyle w:val="Szvegtrzs"/>
-        <w:jc w:val="left"/>
-      </w:pPr>
-      <w:r>
-        <w:tab/>
-      </w:r>
-      <w:r>
-        <w:tab/>
-      </w:r>
-      <w:r>
-        <w:tab/>
-      </w:r>
-      <w:r>
-        <w:tab/>
-      </w:r>
-      <w:r>
-        <w:tab/>
-      </w:r>
-      <w:r>
-        <w:tab/>
-      </w:r>
-      <w:r>
-        <w:tab/>
-      </w:r>
-    </w:p>
-    <w:p>
-      <w:pPr>
-        <w:pStyle w:val="Szvegtrzs"/>
-      </w:pPr>
-      <w:r>
-        <w:t>Az</w:t>
+        <w:pStyle w:val="Cmsor2"/>
+      </w:pPr>
+      <w:r>
+        <w:t>1.</w:t>
+      </w:r>
+      <w:r>
+        <w:t>4</w:t>
       </w:r>
       <w:r>
         <w:t xml:space="preserve"> </w:t>
       </w:r>
       <w:r>
-        <w:fldChar w:fldCharType="begin"/>
-      </w:r>
-      <w:r>
-        <w:instrText xml:space="preserve"> REF _Ref321833953 \h </w:instrText>
-      </w:r>
-      <w:r>
-        <w:fldChar w:fldCharType="separate"/>
-      </w:r>
-      <w:r>
-        <w:t>(1)</w:t>
-      </w:r>
-      <w:r>
-        <w:fldChar w:fldCharType="end"/>
-      </w:r>
-      <w:r>
-        <w:t xml:space="preserve">-ben szereplő a szám a munkaterv beadásában történt késedelemre, míg a b szám az írásbeli beszámoló beadásában történt késedelemre vonatkozik. Utóbbi értékeiről az </w:t>
-      </w:r>
-      <w:r>
-        <w:fldChar w:fldCharType="begin"/>
-      </w:r>
-      <w:r>
-        <w:instrText xml:space="preserve"> REF _Ref321832333 \h </w:instrText>
-      </w:r>
-      <w:r>
-        <w:fldChar w:fldCharType="separate"/>
-      </w:r>
-      <w:r>
-        <w:t>1. táblázat</w:t>
-      </w:r>
-      <w:r>
-        <w:fldChar w:fldCharType="end"/>
-      </w:r>
-      <w:r>
-        <w:t xml:space="preserve"> tájékoztat.</w:t>
-      </w:r>
-    </w:p>
-    <w:tbl>
-      <w:tblPr>
-        <w:tblW w:w="0" w:type="auto"/>
-        <w:jc w:val="center"/>
-        <w:tblLayout w:type="fixed"/>
-        <w:tblLook w:val="0000" w:firstRow="0" w:lastRow="0" w:firstColumn="0" w:lastColumn="0" w:noHBand="0" w:noVBand="0"/>
-      </w:tblPr>
-      <w:tblGrid>
-        <w:gridCol w:w="4735"/>
-        <w:gridCol w:w="2072"/>
-      </w:tblGrid>
-      <w:tr>
-        <w:trPr>
-          <w:jc w:val="center"/>
-        </w:trPr>
-        <w:tc>
-          <w:tcPr>
-            <w:tcW w:w="4735" w:type="dxa"/>
-            <w:tcBorders>
-              <w:top w:val="single" w:sz="4" w:space="0" w:color="000000"/>
-              <w:left w:val="single" w:sz="4" w:space="0" w:color="000000"/>
-              <w:bottom w:val="single" w:sz="8" w:space="0" w:color="000000"/>
-            </w:tcBorders>
-          </w:tcPr>
-          <w:p>
-            <w:pPr>
-              <w:snapToGrid w:val="0"/>
-              <w:ind w:firstLine="0"/>
-              <w:rPr>
-                <w:rFonts w:eastAsia="Times New Roman"/>
-                <w:bCs/>
-              </w:rPr>
-            </w:pPr>
-            <w:r>
-              <w:rPr>
-                <w:rFonts w:eastAsia="Times New Roman"/>
-                <w:bCs/>
-              </w:rPr>
-              <w:t xml:space="preserve">Az írásbeli beszámoló beadásának napja </w:t>
-            </w:r>
-            <w:r>
-              <w:rPr>
-                <w:rFonts w:eastAsia="Times New Roman"/>
-                <w:bCs/>
-              </w:rPr>
-              <w:br/>
-              <w:t xml:space="preserve">a szóbeli beszámolóhoz képest (munkanapban) </w:t>
-            </w:r>
-          </w:p>
-        </w:tc>
-        <w:tc>
-          <w:tcPr>
-            <w:tcW w:w="2072" w:type="dxa"/>
-            <w:tcBorders>
-              <w:top w:val="single" w:sz="4" w:space="0" w:color="000000"/>
-              <w:left w:val="single" w:sz="4" w:space="0" w:color="000000"/>
-              <w:bottom w:val="single" w:sz="8" w:space="0" w:color="000000"/>
-              <w:right w:val="single" w:sz="4" w:space="0" w:color="000000"/>
-            </w:tcBorders>
-          </w:tcPr>
-          <w:p>
-            <w:pPr>
-              <w:snapToGrid w:val="0"/>
-              <w:jc w:val="center"/>
-              <w:rPr>
-                <w:rFonts w:eastAsia="Times New Roman"/>
-                <w:bCs/>
-              </w:rPr>
-            </w:pPr>
-            <w:r>
-              <w:rPr>
-                <w:rFonts w:eastAsia="Times New Roman"/>
-                <w:bCs/>
-              </w:rPr>
-              <w:t xml:space="preserve">A „b” faktor értéke </w:t>
-            </w:r>
-          </w:p>
-        </w:tc>
-      </w:tr>
-      <w:tr>
-        <w:trPr>
-          <w:jc w:val="center"/>
-        </w:trPr>
-        <w:tc>
-          <w:tcPr>
-            <w:tcW w:w="4735" w:type="dxa"/>
-            <w:tcBorders>
-              <w:top w:val="single" w:sz="4" w:space="0" w:color="000000"/>
-              <w:left w:val="single" w:sz="4" w:space="0" w:color="000000"/>
-              <w:bottom w:val="single" w:sz="4" w:space="0" w:color="000000"/>
-            </w:tcBorders>
-          </w:tcPr>
-          <w:p>
-            <w:pPr>
-              <w:snapToGrid w:val="0"/>
-              <w:rPr>
-                <w:rFonts w:eastAsia="Times New Roman"/>
-                <w:b/>
-              </w:rPr>
-            </w:pPr>
-            <w:r>
-              <w:rPr>
-                <w:rFonts w:eastAsia="Times New Roman"/>
-                <w:b/>
-              </w:rPr>
-              <w:t xml:space="preserve">-4. nap </w:t>
-            </w:r>
-          </w:p>
-        </w:tc>
-        <w:tc>
-          <w:tcPr>
-            <w:tcW w:w="2072" w:type="dxa"/>
-            <w:tcBorders>
-              <w:top w:val="single" w:sz="4" w:space="0" w:color="000000"/>
-              <w:left w:val="single" w:sz="4" w:space="0" w:color="000000"/>
-              <w:bottom w:val="single" w:sz="4" w:space="0" w:color="000000"/>
-              <w:right w:val="single" w:sz="4" w:space="0" w:color="000000"/>
-            </w:tcBorders>
-          </w:tcPr>
-          <w:p>
-            <w:pPr>
-              <w:snapToGrid w:val="0"/>
-              <w:jc w:val="center"/>
-              <w:rPr>
-                <w:rFonts w:eastAsia="Times New Roman"/>
-                <w:b/>
-              </w:rPr>
-            </w:pPr>
-            <w:r>
-              <w:rPr>
-                <w:rFonts w:eastAsia="Times New Roman"/>
-                <w:b/>
-              </w:rPr>
-              <w:t>0.04</w:t>
-            </w:r>
-          </w:p>
-        </w:tc>
-      </w:tr>
-      <w:tr>
-        <w:trPr>
-          <w:jc w:val="center"/>
-        </w:trPr>
-        <w:tc>
-          <w:tcPr>
-            <w:tcW w:w="4735" w:type="dxa"/>
-            <w:tcBorders>
-              <w:top w:val="single" w:sz="4" w:space="0" w:color="000000"/>
-              <w:left w:val="single" w:sz="4" w:space="0" w:color="000000"/>
-              <w:bottom w:val="single" w:sz="4" w:space="0" w:color="000000"/>
-            </w:tcBorders>
-          </w:tcPr>
-          <w:p>
-            <w:pPr>
-              <w:snapToGrid w:val="0"/>
-              <w:rPr>
-                <w:rFonts w:eastAsia="Times New Roman"/>
-                <w:b/>
-              </w:rPr>
-            </w:pPr>
-            <w:r>
-              <w:rPr>
-                <w:rFonts w:eastAsia="Times New Roman"/>
-                <w:b/>
-              </w:rPr>
-              <w:t xml:space="preserve">-3. nap </w:t>
-            </w:r>
-          </w:p>
-        </w:tc>
-        <w:tc>
-          <w:tcPr>
-            <w:tcW w:w="2072" w:type="dxa"/>
-            <w:tcBorders>
-              <w:top w:val="single" w:sz="4" w:space="0" w:color="000000"/>
-              <w:left w:val="single" w:sz="4" w:space="0" w:color="000000"/>
-              <w:bottom w:val="single" w:sz="4" w:space="0" w:color="000000"/>
-              <w:right w:val="single" w:sz="4" w:space="0" w:color="000000"/>
-            </w:tcBorders>
-          </w:tcPr>
-          <w:p>
-            <w:pPr>
-              <w:snapToGrid w:val="0"/>
-              <w:jc w:val="center"/>
-              <w:rPr>
-                <w:rFonts w:eastAsia="Times New Roman"/>
-                <w:b/>
-              </w:rPr>
-            </w:pPr>
-            <w:r>
-              <w:rPr>
-                <w:rFonts w:eastAsia="Times New Roman"/>
-                <w:b/>
-              </w:rPr>
-              <w:t>0.09</w:t>
-            </w:r>
-          </w:p>
-        </w:tc>
-      </w:tr>
-      <w:tr>
-        <w:trPr>
-          <w:jc w:val="center"/>
-        </w:trPr>
-        <w:tc>
-          <w:tcPr>
-            <w:tcW w:w="4735" w:type="dxa"/>
-            <w:tcBorders>
-              <w:top w:val="single" w:sz="4" w:space="0" w:color="000000"/>
-              <w:left w:val="single" w:sz="4" w:space="0" w:color="000000"/>
-              <w:bottom w:val="single" w:sz="4" w:space="0" w:color="000000"/>
-            </w:tcBorders>
-          </w:tcPr>
-          <w:p>
-            <w:pPr>
-              <w:snapToGrid w:val="0"/>
-              <w:rPr>
-                <w:rFonts w:eastAsia="Times New Roman"/>
-                <w:b/>
-              </w:rPr>
-            </w:pPr>
-            <w:r>
-              <w:rPr>
-                <w:rFonts w:eastAsia="Times New Roman"/>
-                <w:b/>
-              </w:rPr>
-              <w:t xml:space="preserve">-2. nap </w:t>
-            </w:r>
-          </w:p>
-        </w:tc>
-        <w:tc>
-          <w:tcPr>
-            <w:tcW w:w="2072" w:type="dxa"/>
-            <w:tcBorders>
-              <w:top w:val="single" w:sz="4" w:space="0" w:color="000000"/>
-              <w:left w:val="single" w:sz="4" w:space="0" w:color="000000"/>
-              <w:bottom w:val="single" w:sz="4" w:space="0" w:color="000000"/>
-              <w:right w:val="single" w:sz="4" w:space="0" w:color="000000"/>
-            </w:tcBorders>
-          </w:tcPr>
-          <w:p>
-            <w:pPr>
-              <w:snapToGrid w:val="0"/>
-              <w:jc w:val="center"/>
-              <w:rPr>
-                <w:rFonts w:eastAsia="Times New Roman"/>
-                <w:b/>
-              </w:rPr>
-            </w:pPr>
-            <w:r>
-              <w:rPr>
-                <w:rFonts w:eastAsia="Times New Roman"/>
-                <w:b/>
-              </w:rPr>
-              <w:t>0.20</w:t>
-            </w:r>
-          </w:p>
-        </w:tc>
-      </w:tr>
-      <w:tr>
-        <w:trPr>
-          <w:jc w:val="center"/>
-        </w:trPr>
-        <w:tc>
-          <w:tcPr>
-            <w:tcW w:w="4735" w:type="dxa"/>
-            <w:tcBorders>
-              <w:top w:val="single" w:sz="4" w:space="0" w:color="000000"/>
-              <w:left w:val="single" w:sz="4" w:space="0" w:color="000000"/>
-              <w:bottom w:val="single" w:sz="4" w:space="0" w:color="000000"/>
-            </w:tcBorders>
-          </w:tcPr>
-          <w:p>
-            <w:pPr>
-              <w:snapToGrid w:val="0"/>
-              <w:rPr>
-                <w:rFonts w:eastAsia="Times New Roman"/>
-                <w:b/>
-              </w:rPr>
-            </w:pPr>
-            <w:r>
-              <w:rPr>
-                <w:rFonts w:eastAsia="Times New Roman"/>
-                <w:b/>
-              </w:rPr>
-              <w:t xml:space="preserve">-1. nap </w:t>
-            </w:r>
-          </w:p>
-        </w:tc>
-        <w:tc>
-          <w:tcPr>
-            <w:tcW w:w="2072" w:type="dxa"/>
-            <w:tcBorders>
-              <w:top w:val="single" w:sz="4" w:space="0" w:color="000000"/>
-              <w:left w:val="single" w:sz="4" w:space="0" w:color="000000"/>
-              <w:bottom w:val="single" w:sz="4" w:space="0" w:color="000000"/>
-              <w:right w:val="single" w:sz="4" w:space="0" w:color="000000"/>
-            </w:tcBorders>
-          </w:tcPr>
-          <w:p>
-            <w:pPr>
-              <w:snapToGrid w:val="0"/>
-              <w:jc w:val="center"/>
-              <w:rPr>
-                <w:rFonts w:eastAsia="Times New Roman"/>
-                <w:b/>
-              </w:rPr>
-            </w:pPr>
-            <w:r>
-              <w:rPr>
-                <w:rFonts w:eastAsia="Times New Roman"/>
-                <w:b/>
-              </w:rPr>
-              <w:t>0.30</w:t>
-            </w:r>
-          </w:p>
-        </w:tc>
-      </w:tr>
-    </w:tbl>
-    <w:bookmarkStart w:id="3" w:name="_Ref321832333"/>
-    <w:p>
-      <w:pPr>
-        <w:pStyle w:val="tblzat"/>
-        <w:jc w:val="center"/>
-        <w:rPr>
-          <w:rFonts w:eastAsia="Times New Roman"/>
-        </w:rPr>
-      </w:pPr>
-      <w:r>
-        <w:fldChar w:fldCharType="begin"/>
-      </w:r>
-      <w:r>
-        <w:instrText xml:space="preserve"> SEQ "táblázat" \*Arabic </w:instrText>
-      </w:r>
-      <w:r>
-        <w:fldChar w:fldCharType="separate"/>
-      </w:r>
-      <w:r>
-        <w:t>1</w:t>
-      </w:r>
-      <w:r>
-        <w:fldChar w:fldCharType="end"/>
-      </w:r>
-      <w:r>
-        <w:t>. táblázat</w:t>
-      </w:r>
-      <w:bookmarkEnd w:id="3"/>
-      <w:r>
-        <w:t xml:space="preserve">. </w:t>
-      </w:r>
-      <w:r>
-        <w:rPr>
-          <w:rFonts w:eastAsia="Times New Roman"/>
-        </w:rPr>
-        <w:t>Az írásbeli beszámoló késedelmes beadásával kapcsolatos hanyagsági faktor értéke</w:t>
-      </w:r>
-    </w:p>
-    <w:p>
-      <w:r>
-        <w:t xml:space="preserve">A beszámoló értékeléséről részletesebben írunk </w:t>
-      </w:r>
-      <w:r>
-        <w:fldChar w:fldCharType="begin"/>
-      </w:r>
-      <w:r>
-        <w:instrText xml:space="preserve"> REF _Ref321833272 \h </w:instrText>
-      </w:r>
-      <w:r>
-        <w:fldChar w:fldCharType="separate"/>
-      </w:r>
-      <w:r>
-        <w:t>[</w:t>
-      </w:r>
-      <w:r>
-        <w:rPr>
-          <w:noProof/>
-        </w:rPr>
-        <w:t>3</w:t>
-      </w:r>
-      <w:r>
-        <w:t>]</w:t>
-      </w:r>
-      <w:r>
-        <w:fldChar w:fldCharType="end"/>
-      </w:r>
-      <w:r>
-        <w:t>-ban.</w:t>
-      </w:r>
-    </w:p>
-    <w:p>
-      <w:r>
-        <w:lastRenderedPageBreak/>
-        <w:t>Itt ismét megemlítjük a rövidítéseket</w:t>
-      </w:r>
-      <w:r>
-        <w:t xml:space="preserve">. Ezeket a rövidítéseket, betűszavakat néhány, az infokommunikáció területén nagyon ismert és gyakran használt kifejezéstől (például IP, TCP, GPRS, UMTS) eltekintve ki kell fejteni logikusan az </w:t>
-      </w:r>
-      <w:r>
-        <w:rPr>
-          <w:i/>
-        </w:rPr>
-        <w:t>első használat</w:t>
-      </w:r>
-      <w:r>
-        <w:t xml:space="preserve"> alkalmával (például így: „A GPS (Generalized Processor Sharing) egy ideális folyadékmodellen alapuló csomagütemező eljárás.”). </w:t>
-      </w:r>
-    </w:p>
-    <w:p>
-      <w:r>
-        <w:t>A beszámoló készítése során előfordulhat, hogy a hallgató úgy érzi, hogy alfejezetekkel tagolva jobban olvasható és érthető lenne a beszámoló. Ennek akadálya nincs, de érdemes arra figyelni, hogy a túlzott tagolás sem tesz jót egy írásműnek, illetve hogy a címsorokban a rövidítések és a hivatkozások használata tilos. Tartalomjegyzéket készíteni nem szükséges a beszámolóhoz, de nem is tilos, kivéve azt az esete, amikor nyilvánvalóan terjedelemnövelési célokat szolgál.</w:t>
-      </w:r>
-    </w:p>
-    <w:p>
-      <w:r>
-        <w:t xml:space="preserve">A beszámoló terjedelme tárgyanként változhat. Általános szabály, hogy 1 hüvelyknél nagyobb margókat ne használjunk, </w:t>
-      </w:r>
-      <w:r>
-        <w:t>a</w:t>
-      </w:r>
-      <w:r>
-        <w:t xml:space="preserve"> szöveg legyen egyszeres sortávú, sorkizárt és 12 pontos betűméretű. A bekezdések kezdődjenek behúzással a minta szerint.</w:t>
+        <w:t>Párosítások megalkotása és tesztelés</w:t>
       </w:r>
     </w:p>
     <w:p>
@@ -2801,11 +2839,11 @@
     <w:p>
       <w:pPr>
         <w:sectPr>
-          <w:headerReference w:type="default" r:id="rId12"/>
-          <w:footerReference w:type="even" r:id="rId13"/>
-          <w:footerReference w:type="default" r:id="rId14"/>
-          <w:headerReference w:type="first" r:id="rId15"/>
-          <w:footerReference w:type="first" r:id="rId16"/>
+          <w:headerReference w:type="default" r:id="rId9"/>
+          <w:footerReference w:type="even" r:id="rId10"/>
+          <w:footerReference w:type="default" r:id="rId11"/>
+          <w:headerReference w:type="first" r:id="rId12"/>
+          <w:footerReference w:type="first" r:id="rId13"/>
           <w:pgSz w:w="11906" w:h="16838"/>
           <w:pgMar w:top="1710" w:right="1134" w:bottom="1710" w:left="1134" w:header="1134" w:footer="1134" w:gutter="0"/>
           <w:pgNumType w:start="1"/>
@@ -2860,8 +2898,8 @@
             <w:pPr>
               <w:ind w:left="0" w:firstLine="0"/>
             </w:pPr>
-            <w:bookmarkStart w:id="4" w:name="_Ref321833265"/>
-            <w:bookmarkStart w:id="5" w:name="_Ref321833270"/>
+            <w:bookmarkStart w:id="0" w:name="_Ref321833265"/>
+            <w:bookmarkStart w:id="1" w:name="_Ref321833270"/>
             <w:r>
               <w:t>[</w:t>
             </w:r>
@@ -2873,11 +2911,11 @@
                 <w:t>1</w:t>
               </w:r>
             </w:fldSimple>
-            <w:bookmarkEnd w:id="4"/>
+            <w:bookmarkEnd w:id="0"/>
             <w:r>
               <w:t>]</w:t>
             </w:r>
-            <w:bookmarkEnd w:id="5"/>
+            <w:bookmarkEnd w:id="1"/>
           </w:p>
         </w:tc>
         <w:tc>
@@ -2921,7 +2959,7 @@
             <w:pPr>
               <w:ind w:left="0" w:firstLine="0"/>
             </w:pPr>
-            <w:bookmarkStart w:id="6" w:name="_Ref321833346"/>
+            <w:bookmarkStart w:id="2" w:name="_Ref321833346"/>
             <w:r>
               <w:t>[</w:t>
             </w:r>
@@ -2936,7 +2974,7 @@
             <w:r>
               <w:t>]</w:t>
             </w:r>
-            <w:bookmarkEnd w:id="6"/>
+            <w:bookmarkEnd w:id="2"/>
           </w:p>
         </w:tc>
         <w:tc>
@@ -2976,7 +3014,7 @@
             <w:pPr>
               <w:ind w:left="0" w:firstLine="0"/>
             </w:pPr>
-            <w:bookmarkStart w:id="7" w:name="_Ref321833272"/>
+            <w:bookmarkStart w:id="3" w:name="_Ref321833272"/>
             <w:r>
               <w:t>[</w:t>
             </w:r>
@@ -2991,7 +3029,7 @@
             <w:r>
               <w:t>]</w:t>
             </w:r>
-            <w:bookmarkEnd w:id="7"/>
+            <w:bookmarkEnd w:id="3"/>
           </w:p>
         </w:tc>
         <w:tc>
@@ -3144,12 +3182,12 @@
       </w:r>
     </w:p>
     <w:sectPr>
-      <w:headerReference w:type="even" r:id="rId17"/>
-      <w:headerReference w:type="default" r:id="rId18"/>
-      <w:footerReference w:type="even" r:id="rId19"/>
-      <w:footerReference w:type="default" r:id="rId20"/>
-      <w:headerReference w:type="first" r:id="rId21"/>
-      <w:footerReference w:type="first" r:id="rId22"/>
+      <w:headerReference w:type="even" r:id="rId14"/>
+      <w:headerReference w:type="default" r:id="rId15"/>
+      <w:footerReference w:type="even" r:id="rId16"/>
+      <w:footerReference w:type="default" r:id="rId17"/>
+      <w:headerReference w:type="first" r:id="rId18"/>
+      <w:footerReference w:type="first" r:id="rId19"/>
       <w:pgSz w:w="11906" w:h="16838"/>
       <w:pgMar w:top="1710" w:right="1134" w:bottom="1710" w:left="1134" w:header="1134" w:footer="1134" w:gutter="0"/>
       <w:cols w:space="720"/>
@@ -3342,17 +3380,38 @@
       <w:pStyle w:val="lfej"/>
     </w:pPr>
     <w:r>
-      <w:t>Beszámoló Péter (BPOX43)</w:t>
+      <w:t>Csurgó Márton</w:t>
+    </w:r>
+    <w:r>
+      <w:t xml:space="preserve"> (</w:t>
+    </w:r>
+    <w:r>
+      <w:t>HR6BO1</w:t>
+    </w:r>
+    <w:r>
+      <w:t>)</w:t>
     </w:r>
     <w:r>
       <w:tab/>
     </w:r>
     <w:r>
       <w:tab/>
-      <w:t>2017</w:t>
+      <w:t>20</w:t>
     </w:r>
     <w:r>
-      <w:t>-11-05</w:t>
+      <w:t>26</w:t>
+    </w:r>
+    <w:r>
+      <w:t>-</w:t>
+    </w:r>
+    <w:r>
+      <w:t>05</w:t>
+    </w:r>
+    <w:r>
+      <w:t>-</w:t>
+    </w:r>
+    <w:r>
+      <w:t>14</w:t>
     </w:r>
   </w:p>
 </w:hdr>
